--- a/projects/valuepickr-open-screen/docs/Aeroflex Industries.docx
+++ b/projects/valuepickr-open-screen/docs/Aeroflex Industries.docx
@@ -2027,7 +2027,7 @@
         <w:spacing w:after="120" w:before="280"/>
       </w:pPr>
       <w:r>
-        <w:t xml:space="preserve">Ishmohit-Lens Checks (value chain · earnings quality · growth trajectory · management · global-signal check)</w:t>
+        <w:t xml:space="preserve">Ishmohit-Lens Checks (value chain · earnings quality · growth trajectory · management · quality metrics · track record · global-signal check)</w:t>
       </w:r>
     </w:p>
     <w:p>
@@ -2047,7 +2047,7 @@
     </w:p>
     <w:p>
       <w:pPr>
-        <w:spacing w:after="60" w:before="120"/>
+        <w:spacing w:after="120"/>
       </w:pPr>
       <w:r>
         <w:rPr>
@@ -2056,17 +2056,7 @@
           <w:sz w:val="20"/>
           <w:szCs w:val="20"/>
         </w:rPr>
-        <w:t xml:space="preserve">Global-signal check: </w:t>
-      </w:r>
-      <w:r>
-        <w:rPr>
-          <w:b w:val="false"/>
-          <w:bCs w:val="false"/>
-          <w:color w:val="1E7A34"/>
-          <w:sz w:val="20"/>
-          <w:szCs w:val="20"/>
-        </w:rPr>
-        <w:t xml:space="preserve">Indian-name alignment with the Data-centre power distribution &amp; thermal (liquid cooling) tailwind is confirmed</w:t>
+        <w:t xml:space="preserve">Quality metrics (ROCE · debt · FCF · margin · capex):</w:t>
       </w:r>
     </w:p>
     <w:tbl>
@@ -2097,6 +2087,243 @@
                 <w:b/>
                 <w:bCs/>
               </w:rPr>
+              <w:t xml:space="preserve">Assessment</w:t>
+            </w:r>
+          </w:p>
+        </w:tc>
+        <w:tc>
+          <w:tcPr>
+            <w:tcW w:type="dxa" w:w="5800"/>
+          </w:tcPr>
+          <w:p>
+            <w:r>
+              <w:t xml:space="preserve">positive</w:t>
+            </w:r>
+          </w:p>
+        </w:tc>
+      </w:tr>
+      <w:tr>
+        <w:tc>
+          <w:tcPr>
+            <w:tcW w:type="dxa" w:w="3200"/>
+            <w:shd w:fill="F2F2F2" w:val="clear"/>
+          </w:tcPr>
+          <w:p>
+            <w:r>
+              <w:rPr>
+                <w:b/>
+                <w:bCs/>
+              </w:rPr>
+              <w:t xml:space="preserve">ROCE</w:t>
+            </w:r>
+          </w:p>
+        </w:tc>
+        <w:tc>
+          <w:tcPr>
+            <w:tcW w:type="dxa" w:w="5800"/>
+          </w:tcPr>
+          <w:p>
+            <w:r>
+              <w:t xml:space="preserve">18.9% (improving)</w:t>
+            </w:r>
+          </w:p>
+        </w:tc>
+      </w:tr>
+      <w:tr>
+        <w:tc>
+          <w:tcPr>
+            <w:tcW w:type="dxa" w:w="3200"/>
+            <w:shd w:fill="F2F2F2" w:val="clear"/>
+          </w:tcPr>
+          <w:p>
+            <w:r>
+              <w:rPr>
+                <w:b/>
+                <w:bCs/>
+              </w:rPr>
+              <w:t xml:space="preserve">Leverage</w:t>
+            </w:r>
+          </w:p>
+        </w:tc>
+        <w:tc>
+          <w:tcPr>
+            <w:tcW w:type="dxa" w:w="5800"/>
+          </w:tcPr>
+          <w:p>
+            <w:r>
+              <w:t xml:space="preserve">Net debt/EBITDA 0.1x</w:t>
+            </w:r>
+          </w:p>
+        </w:tc>
+      </w:tr>
+      <w:tr>
+        <w:tc>
+          <w:tcPr>
+            <w:tcW w:type="dxa" w:w="3200"/>
+            <w:shd w:fill="F2F2F2" w:val="clear"/>
+          </w:tcPr>
+          <w:p>
+            <w:r>
+              <w:rPr>
+                <w:b/>
+                <w:bCs/>
+              </w:rPr>
+              <w:t xml:space="preserve">FCF conversion</w:t>
+            </w:r>
+          </w:p>
+        </w:tc>
+        <w:tc>
+          <w:tcPr>
+            <w:tcW w:type="dxa" w:w="5800"/>
+          </w:tcPr>
+          <w:p>
+            <w:r>
+              <w:t xml:space="preserve">-5%</w:t>
+            </w:r>
+          </w:p>
+        </w:tc>
+      </w:tr>
+      <w:tr>
+        <w:tc>
+          <w:tcPr>
+            <w:tcW w:type="dxa" w:w="3200"/>
+            <w:shd w:fill="F2F2F2" w:val="clear"/>
+          </w:tcPr>
+          <w:p>
+            <w:r>
+              <w:rPr>
+                <w:b/>
+                <w:bCs/>
+              </w:rPr>
+              <w:t xml:space="preserve">Margin trend</w:t>
+            </w:r>
+          </w:p>
+        </w:tc>
+        <w:tc>
+          <w:tcPr>
+            <w:tcW w:type="dxa" w:w="5800"/>
+          </w:tcPr>
+          <w:p>
+            <w:r>
+              <w:t xml:space="preserve">expanding</w:t>
+            </w:r>
+          </w:p>
+        </w:tc>
+      </w:tr>
+      <w:tr>
+        <w:tc>
+          <w:tcPr>
+            <w:tcW w:type="dxa" w:w="3200"/>
+            <w:shd w:fill="F2F2F2" w:val="clear"/>
+          </w:tcPr>
+          <w:p>
+            <w:r>
+              <w:rPr>
+                <w:b/>
+                <w:bCs/>
+              </w:rPr>
+              <w:t xml:space="preserve">Capex efficiency</w:t>
+            </w:r>
+          </w:p>
+        </w:tc>
+        <w:tc>
+          <w:tcPr>
+            <w:tcW w:type="dxa" w:w="5800"/>
+          </w:tcPr>
+          <w:p>
+            <w:r>
+              <w:t xml:space="preserve">productive</w:t>
+            </w:r>
+          </w:p>
+        </w:tc>
+      </w:tr>
+    </w:tbl>
+    <w:p>
+      <w:pPr>
+        <w:spacing w:after="60" w:before="120"/>
+      </w:pPr>
+      <w:r>
+        <w:rPr>
+          <w:b/>
+          <w:bCs/>
+          <w:sz w:val="20"/>
+          <w:szCs w:val="20"/>
+        </w:rPr>
+        <w:t xml:space="preserve">Track record (Coffee Can persistence check): </w:t>
+      </w:r>
+      <w:r>
+        <w:rPr>
+          <w:sz w:val="20"/>
+          <w:szCs w:val="20"/>
+        </w:rPr>
+        <w:t xml:space="preserve">cleared revenue growth ≥10% AND ROCE ≥15% in 5 of the last 6 years (consistency_score 83)</w:t>
+      </w:r>
+    </w:p>
+    <w:p>
+      <w:pPr>
+        <w:spacing w:after="120"/>
+      </w:pPr>
+      <w:r>
+        <w:rPr>
+          <w:color w:val="666666"/>
+          <w:sz w:val="18"/>
+          <w:szCs w:val="18"/>
+        </w:rPr>
+        <w:t xml:space="preserve">FY21-FY26 (screener consolidated): revenue growth &gt;=10% in 5 of 6 years (FY21 flat at 0%); ROCE &gt;=15% every year (36% FY21 easing to ~18.9% FY26 as the skid capex builds). Both cleared FY22-FY26 = 5/6; only FY21 missed on the flat-revenue year.</w:t>
+      </w:r>
+    </w:p>
+    <w:p>
+      <w:pPr>
+        <w:spacing w:after="60" w:before="120"/>
+      </w:pPr>
+      <w:r>
+        <w:rPr>
+          <w:b/>
+          <w:bCs/>
+          <w:sz w:val="20"/>
+          <w:szCs w:val="20"/>
+        </w:rPr>
+        <w:t xml:space="preserve">Global-signal check: </w:t>
+      </w:r>
+      <w:r>
+        <w:rPr>
+          <w:b w:val="false"/>
+          <w:bCs w:val="false"/>
+          <w:color w:val="1E7A34"/>
+          <w:sz w:val="20"/>
+          <w:szCs w:val="20"/>
+        </w:rPr>
+        <w:t xml:space="preserve">Indian-name alignment with the Data-centre power distribution &amp; thermal (liquid cooling) tailwind is confirmed</w:t>
+      </w:r>
+    </w:p>
+    <w:tbl>
+      <w:tblPr>
+        <w:tblW w:type="dxa" w:w="9000"/>
+        <w:tblBorders>
+          <w:top w:val="single" w:color="auto" w:sz="4"/>
+          <w:left w:val="single" w:color="auto" w:sz="4"/>
+          <w:bottom w:val="single" w:color="auto" w:sz="4"/>
+          <w:right w:val="single" w:color="auto" w:sz="4"/>
+          <w:insideH w:val="single" w:color="auto" w:sz="4"/>
+          <w:insideV w:val="single" w:color="auto" w:sz="4"/>
+        </w:tblBorders>
+      </w:tblPr>
+      <w:tblGrid>
+        <w:gridCol w:w="3200"/>
+        <w:gridCol w:w="5800"/>
+      </w:tblGrid>
+      <w:tr>
+        <w:tc>
+          <w:tcPr>
+            <w:tcW w:type="dxa" w:w="3200"/>
+            <w:shd w:fill="F2F2F2" w:val="clear"/>
+          </w:tcPr>
+          <w:p>
+            <w:r>
+              <w:rPr>
+                <w:b/>
+                <w:bCs/>
+              </w:rPr>
               <w:t xml:space="preserve">Bellwether / theme</w:t>
             </w:r>
           </w:p>
@@ -2642,6 +2869,34 @@
           <w:szCs w:val="24"/>
         </w:rPr>
         <w:t xml:space="preserve">10x-in-2-3-years</w:t>
+      </w:r>
+    </w:p>
+    <w:p>
+      <w:pPr>
+        <w:spacing w:after="120"/>
+      </w:pPr>
+      <w:r>
+        <w:rPr>
+          <w:color w:val="666666"/>
+          <w:sz w:val="20"/>
+          <w:szCs w:val="20"/>
+        </w:rPr>
+        <w:t xml:space="preserve">4-box gate — tailwind: yes · TAM: weak · moat: weak · valuation: no  (score 2 / 4)</w:t>
+      </w:r>
+    </w:p>
+    <w:p>
+      <w:pPr>
+        <w:spacing w:after="120"/>
+      </w:pPr>
+      <w:r>
+        <w:rPr>
+          <w:i/>
+          <w:iCs/>
+          <w:color w:val="666666"/>
+          <w:sz w:val="20"/>
+          <w:szCs w:val="20"/>
+        </w:rPr>
+        <w:t xml:space="preserve">Vertiv skid ramp is real tailwind; TAM/moat undocumented; valuation over-priced (~107x P/E, gap=over-optimistic, 'no valuation edge')</w:t>
       </w:r>
     </w:p>
     <w:p>

--- a/projects/valuepickr-open-screen/docs/Aeroflex Industries.docx
+++ b/projects/valuepickr-open-screen/docs/Aeroflex Industries.docx
@@ -2990,6 +2990,187 @@
           <w:szCs w:val="18"/>
         </w:rPr>
         <w:t xml:space="preserve">This is independent research and analysis for informational purposes only, not personalized financial or investment advice. Past multi-bagger performance and forum/social sentiment are not indicators of future returns. Do your own due diligence before investing.</w:t>
+      </w:r>
+    </w:p>
+    <w:p/>
+    <w:p>
+      <w:r>
+        <w:rPr>
+          <w:b/>
+          <w:sz w:val="28"/>
+        </w:rPr>
+        <w:t>🔄 RESEARCH UPDATE - 2026-10-05</w:t>
+      </w:r>
+    </w:p>
+    <w:p>
+      <w:r>
+        <w:rPr>
+          <w:b/>
+        </w:rPr>
+        <w:t>📊 Key Metrics:</w:t>
+      </w:r>
+    </w:p>
+    <w:p>
+      <w:pPr>
+        <w:ind w:left="360"/>
+      </w:pPr>
+      <w:r>
+        <w:t xml:space="preserve">  • Company: Aeroflex Industries Limited</w:t>
+      </w:r>
+    </w:p>
+    <w:p>
+      <w:pPr>
+        <w:ind w:left="360"/>
+      </w:pPr>
+      <w:r>
+        <w:t xml:space="preserve">  • Conviction: Medium-High</w:t>
+      </w:r>
+    </w:p>
+    <w:p>
+      <w:pPr>
+        <w:ind w:left="360"/>
+      </w:pPr>
+      <w:r>
+        <w:t xml:space="preserve">  • Thesis: 10x-in-2-3-years</w:t>
+      </w:r>
+    </w:p>
+    <w:p>
+      <w:pPr>
+        <w:ind w:left="360"/>
+      </w:pPr>
+      <w:r>
+        <w:t xml:space="preserve">  • 4-Box Score: 2.5</w:t>
+      </w:r>
+    </w:p>
+    <w:p>
+      <w:pPr>
+        <w:ind w:left="360"/>
+      </w:pPr>
+      <w:r>
+        <w:t xml:space="preserve">  • Research Date: 2026-10-05</w:t>
+      </w:r>
+    </w:p>
+    <w:p>
+      <w:pPr>
+        <w:ind w:left="360"/>
+      </w:pPr>
+      <w:r>
+        <w:t xml:space="preserve">  • Red Flag: None</w:t>
+      </w:r>
+    </w:p>
+    <w:p/>
+    <w:p>
+      <w:r>
+        <w:rPr>
+          <w:b/>
+        </w:rPr>
+        <w:t>📝 Verdict:</w:t>
+      </w:r>
+    </w:p>
+    <w:p>
+      <w:pPr>
+        <w:ind w:left="360"/>
+      </w:pPr>
+      <w:r>
+        <w:t>Niche player in midcycle capex expansion, but valuation has severely outpaced fundamentals: ROCE deterioration and negative FCF signal execution risk</w:t>
+      </w:r>
+    </w:p>
+    <w:p/>
+    <w:p>
+      <w:r>
+        <w:rPr>
+          <w:b/>
+        </w:rPr>
+        <w:t>📈 Bull Case:</w:t>
+      </w:r>
+    </w:p>
+    <w:p>
+      <w:pPr>
+        <w:ind w:left="360"/>
+      </w:pPr>
+      <w:r>
+        <w:t>Niche monopoly: near-monopoly in domestic stainless steel hose with import tariff protection</w:t>
+      </w:r>
+    </w:p>
+    <w:p>
+      <w:pPr>
+        <w:ind w:left="360"/>
+      </w:pPr>
+      <w:r>
+        <w:t>Secular tailwinds: industrial expansion, data center cooling (SFN), Make in India policies</w:t>
+      </w:r>
+    </w:p>
+    <w:p>
+      <w:pPr>
+        <w:ind w:left="360"/>
+      </w:pPr>
+      <w:r>
+        <w:t>Margin expansion: OPM improved from 20% (FY24) to 23% (FY26); further expansion possible</w:t>
+      </w:r>
+    </w:p>
+    <w:p>
+      <w:pPr>
+        <w:ind w:left="360"/>
+      </w:pPr>
+      <w:r>
+        <w:t>Capex cycle: Q1 FY27 +72% revenue suggests new hose lines and SFN ramp is real and accelerating</w:t>
+      </w:r>
+    </w:p>
+    <w:p>
+      <w:pPr>
+        <w:ind w:left="360"/>
+      </w:pPr>
+      <w:r>
+        <w:t>Capital light at scale: Once capex cycle completes, FCF should normalize and returns improve</w:t>
+      </w:r>
+    </w:p>
+    <w:p/>
+    <w:p>
+      <w:r>
+        <w:rPr>
+          <w:b/>
+        </w:rPr>
+        <w:t>📉 Bear Case:</w:t>
+      </w:r>
+    </w:p>
+    <w:p>
+      <w:pPr>
+        <w:ind w:left="360"/>
+      </w:pPr>
+      <w:r>
+        <w:t>ROCE collapse: From 36% (FY22) to 19% (FY26) despite capex; capital not generating returns yet</w:t>
+      </w:r>
+    </w:p>
+    <w:p>
+      <w:pPr>
+        <w:ind w:left="360"/>
+      </w:pPr>
+      <w:r>
+        <w:t>Capex intensity: Rs 120 Cr (27% of revenue) unsustainable if revenue doesn't accelerate 25%+ CAGR; FCF negative through FY27-28</w:t>
+      </w:r>
+    </w:p>
+    <w:p>
+      <w:pPr>
+        <w:ind w:left="360"/>
+      </w:pPr>
+      <w:r>
+        <w:t>Working capital: CCC expanded to 112 days; inventory at 122 days suggests buildup ahead of uncertain demand</w:t>
+      </w:r>
+    </w:p>
+    <w:p>
+      <w:pPr>
+        <w:ind w:left="360"/>
+      </w:pPr>
+      <w:r>
+        <w:t>Valuation stretched: 107x P/E prices 25-30% EPS CAGR; if capex ROE stabilizes at 16-18%, stock should trade 40-50x not current multiples</w:t>
+      </w:r>
+    </w:p>
+    <w:p>
+      <w:pPr>
+        <w:ind w:left="360"/>
+      </w:pPr>
+      <w:r>
+        <w:t>Q1 seasonality: Q1 FY27 likely a peak-quarter effect; H1 FY27 results will clarify true run-rate</w:t>
       </w:r>
     </w:p>
     <w:sectPr>
